--- a/(e)CRF/Per protocolnaam/28_Physical Activity Profile Report.docx
+++ b/(e)CRF/Per protocolnaam/28_Physical Activity Profile Report.docx
@@ -22,7 +22,7 @@
           <w:sz w:val="28"/>
           <w:szCs w:val="28"/>
         </w:rPr>
-        <w:t xml:space="preserve">Appendix </w:t>
+        <w:t>eCRF Document 28: Physical Activity Profile Report</w:t>
       </w:r>
       <w:r>
         <w:rPr>
@@ -32,7 +32,6 @@
           <w:sz w:val="28"/>
           <w:szCs w:val="28"/>
         </w:rPr>
-        <w:t>2</w:t>
       </w:r>
       <w:r>
         <w:rPr>
@@ -42,7 +41,6 @@
           <w:sz w:val="28"/>
           <w:szCs w:val="28"/>
         </w:rPr>
-        <w:t>8</w:t>
       </w:r>
       <w:r>
         <w:rPr>
@@ -52,7 +50,6 @@
           <w:sz w:val="28"/>
           <w:szCs w:val="28"/>
         </w:rPr>
-        <w:t xml:space="preserve">: </w:t>
       </w:r>
       <w:proofErr w:type="spellStart"/>
       <w:r>
@@ -63,7 +60,6 @@
           <w:sz w:val="28"/>
           <w:szCs w:val="28"/>
         </w:rPr>
-        <w:t>Physical</w:t>
       </w:r>
       <w:proofErr w:type="spellEnd"/>
       <w:r>
@@ -74,7 +70,6 @@
           <w:sz w:val="28"/>
           <w:szCs w:val="28"/>
         </w:rPr>
-        <w:t xml:space="preserve"> Activity Profile Report</w:t>
       </w:r>
     </w:p>
     <w:p>
